--- a/public/data/indicadores/vida-mejor-ocde/textos/resumen-indicadores.docx
+++ b/public/data/indicadores/vida-mejor-ocde/textos/resumen-indicadores.docx
@@ -225,23 +225,7 @@
           <w:rFonts w:cs="Times New Roman"/>
           <w:lang w:val="es-ES"/>
         </w:rPr>
-        <w:t xml:space="preserve">El Índice para una Vida Mejor de la Organización para la Cooperación y el Desarrollo Económicos (OCDE) propone una lectura multidimensional del bienestar que supera la comparación basada exclusivamente en la producción o el ingreso. Su marco considera condiciones materiales y factores de calidad de vida vinculados con vivienda, ingresos, empleo, comunidad, educación, ambiente, participación cívica, salud, satisfacción con la vida, seguridad y equilibrio entre trabajo y vida personal. En el panel prospectivo, esta arquitectura se operacionaliza mediante un puntaje agregado y ocho indicadores comparables: esperanza de vida, empleo, desempleo de larga duración, ingreso disponible ajustado, educación secundaria superior, homicidios, exposición a material particulado </w:t>
-      </w:r>
-      <w:proofErr w:type="spellStart"/>
-      <w:r>
-        <w:rPr>
-          <w:rFonts w:cs="Times New Roman"/>
-          <w:lang w:val="es-ES"/>
-        </w:rPr>
-        <w:t>PM2.5</w:t>
-      </w:r>
-      <w:proofErr w:type="spellEnd"/>
-      <w:r>
-        <w:rPr>
-          <w:rFonts w:cs="Times New Roman"/>
-          <w:lang w:val="es-ES"/>
-        </w:rPr>
-        <w:t xml:space="preserve"> y puntaje de bienestar </w:t>
+        <w:t xml:space="preserve">El Índice para una Vida Mejor de la OCDE mide el bienestar más allá del ingreso: vivienda, empleo, educación, salud, ambiente, seguridad, comunidad, participación cívica y satisfacción con la vida. Este visualizador lo lleva a clave prospectiva: un puntaje agregado y ocho indicadores comparables por país, con la historia observada y la trayectoria que cada uno podría seguir bajo tres escenarios.</w:t>
       </w:r>
     </w:p>
     <w:p>
@@ -254,82 +238,18 @@
       </w:pPr>
       <w:r>
         <w:rPr>
-          <w:rFonts w:cs="Times New Roman"/>
           <w:b/>
+          <w:rFonts w:cs="Times New Roman"/>
           <w:lang w:val="es-ES"/>
         </w:rPr>
-        <w:t xml:space="preserve">Uso del visualizador. </w:t>
+        <w:t xml:space="preserve">Cómo usar el visualizador. </w:t>
       </w:r>
       <w:r>
         <w:rPr>
           <w:rFonts w:cs="Times New Roman"/>
           <w:lang w:val="es-ES"/>
         </w:rPr>
-        <w:t xml:space="preserve">El cuaderno se ejecuta en Google </w:t>
-      </w:r>
-      <w:proofErr w:type="spellStart"/>
-      <w:r>
-        <w:rPr>
-          <w:rFonts w:cs="Times New Roman"/>
-          <w:lang w:val="es-ES"/>
-        </w:rPr>
-        <w:t>Colab</w:t>
-      </w:r>
-      <w:proofErr w:type="spellEnd"/>
-      <w:r>
-        <w:rPr>
-          <w:rFonts w:cs="Times New Roman"/>
-          <w:lang w:val="es-ES"/>
-        </w:rPr>
-        <w:t xml:space="preserve"> siguiendo el orden de las celdas y solicita cargar el archivo Excel consolidado del Índice para una Vida Mejor. El panel principal permite seleccionar país e indicador, consultar tarjetas de síntesis, ampliar periodos mediante </w:t>
-      </w:r>
-      <w:proofErr w:type="gramStart"/>
-      <w:r>
-        <w:rPr>
-          <w:rFonts w:cs="Times New Roman"/>
-          <w:lang w:val="es-ES"/>
-        </w:rPr>
-        <w:t>zoom</w:t>
-      </w:r>
-      <w:proofErr w:type="gramEnd"/>
-      <w:r>
-        <w:rPr>
-          <w:rFonts w:cs="Times New Roman"/>
-          <w:lang w:val="es-ES"/>
-        </w:rPr>
-        <w:t xml:space="preserve"> y utilizar botones de rango para separar historia y proyección. El constructor de escenarios modifica la amplitud optimista y restrictiva, así como la amortiguación de la tendencia; el módulo de ranking admite seleccionar varios países, un escenario y un intervalo de años. También se incluyen comparaciones entre Colombia y el promedio OCDE y un explorador </w:t>
-      </w:r>
-      <w:proofErr w:type="spellStart"/>
-      <w:r>
-        <w:rPr>
-          <w:rFonts w:cs="Times New Roman"/>
-          <w:lang w:val="es-ES"/>
-        </w:rPr>
-        <w:t>multipaís</w:t>
-      </w:r>
-      <w:proofErr w:type="spellEnd"/>
-      <w:r>
-        <w:rPr>
-          <w:rFonts w:cs="Times New Roman"/>
-          <w:lang w:val="es-ES"/>
-        </w:rPr>
-        <w:t xml:space="preserve"> por año. Al pasar el cursor sobre las series se muestran los valores correspondientes, y la barra de herramientas de </w:t>
-      </w:r>
-      <w:proofErr w:type="spellStart"/>
-      <w:r>
-        <w:rPr>
-          <w:rFonts w:cs="Times New Roman"/>
-          <w:lang w:val="es-ES"/>
-        </w:rPr>
-        <w:t>Plotly</w:t>
-      </w:r>
-      <w:proofErr w:type="spellEnd"/>
-      <w:r>
-        <w:rPr>
-          <w:rFonts w:cs="Times New Roman"/>
-          <w:lang w:val="es-ES"/>
-        </w:rPr>
-        <w:t xml:space="preserve"> permite descargar cada visualización como imagen.</w:t>
+        <w:t xml:space="preserve">Elija una de las dos vistas. En Evolución en el ranking, compare a Colombia con el país que prefiera y siga su posición año a año; en Escenarios por indicador, escoja país e indicador y vea el abanico optimista, tendencial y restrictivo junto a sus cifras clave. Pase el cursor sobre las líneas para leer cada valor y use la leyenda para mostrar u ocultar series.</w:t>
       </w:r>
     </w:p>
     <w:p>
@@ -535,30 +455,7 @@
           <w:rFonts w:cs="Times New Roman"/>
           <w:lang w:val="es-ES"/>
         </w:rPr>
-        <w:t>La Felicidad Nacional Bruta (</w:t>
-      </w:r>
-      <w:proofErr w:type="spellStart"/>
-      <w:r>
-        <w:rPr>
-          <w:rFonts w:cs="Times New Roman"/>
-          <w:lang w:val="es-ES"/>
-        </w:rPr>
-        <w:t>FNB</w:t>
-      </w:r>
-      <w:proofErr w:type="spellEnd"/>
-      <w:r>
-        <w:rPr>
-          <w:rFonts w:cs="Times New Roman"/>
-          <w:lang w:val="es-ES"/>
-        </w:rPr>
-        <w:t xml:space="preserve">), desarrollada en Bután, propone una medición del progreso que amplía la lectura económica tradicional. Su enfoque considera que el bienestar depende de la interacción entre condiciones materiales y no materiales, por lo que incorpora nueve dominios: nivel de vida, educación, salud, ambiente, vitalidad comunitaria, uso del tiempo, bienestar psicológico, buen gobierno y resiliencia cultural. En su formulación institucional, el índice funciona como una herramienta de política pública orientada a identificar fortalezas y rezagos en las condiciones que sostienen la felicidad </w:t>
-      </w:r>
-      <w:r>
-        <w:rPr>
-          <w:rFonts w:cs="Times New Roman"/>
-          <w:lang w:val="es-ES"/>
-        </w:rPr>
-        <w:t>colectiva.</w:t>
+        <w:t xml:space="preserve">La Felicidad Nacional Bruta, creada en Bután, mide el progreso desde nueve dominios: nivel de vida, educación, salud, ambiente, vitalidad comunitaria, uso del tiempo, bienestar psicológico, buen gobierno y resiliencia cultural. Este visualizador adapta el índice a una lectura prospectiva hasta 2050: la trayectoria tendencial y las rutas alternativas que se abren si cambian las condiciones.</w:t>
       </w:r>
     </w:p>
     <w:p>
@@ -571,34 +468,18 @@
       </w:pPr>
       <w:r>
         <w:rPr>
-          <w:rFonts w:cs="Times New Roman"/>
           <w:b/>
+          <w:rFonts w:cs="Times New Roman"/>
           <w:lang w:val="es-ES"/>
         </w:rPr>
-        <w:t xml:space="preserve">Uso del visualizador. </w:t>
+        <w:t xml:space="preserve">Cómo usar el visualizador. </w:t>
       </w:r>
       <w:r>
         <w:rPr>
           <w:rFonts w:cs="Times New Roman"/>
           <w:lang w:val="es-ES"/>
         </w:rPr>
-        <w:t xml:space="preserve">El notebook se utiliza en Google </w:t>
-      </w:r>
-      <w:proofErr w:type="spellStart"/>
-      <w:r>
-        <w:rPr>
-          <w:rFonts w:cs="Times New Roman"/>
-          <w:lang w:val="es-ES"/>
-        </w:rPr>
-        <w:t>Colab</w:t>
-      </w:r>
-      <w:proofErr w:type="spellEnd"/>
-      <w:r>
-        <w:rPr>
-          <w:rFonts w:cs="Times New Roman"/>
-          <w:lang w:val="es-ES"/>
-        </w:rPr>
-        <w:t xml:space="preserve"> y requiere ejecutar primero la celda de carga para seleccionar la plantilla Excel del índice adaptado. Una vez validada la continuidad anual, la ausencia de duplicados y el rango de los datos, el panel permite escoger el índice compuesto o cualquiera de sus componentes, activar los escenarios pesimista, tendencial y optimista, y reproducir trayectorias plausibles mediante los controles animados. Los comparadores facilitan observar varios indicadores al mismo tiempo y consultar sus hitos hasta 2050. El escenario tendencial corresponde a la trayectoria incluida en la base, mientras los escenarios alternativos se construyen con la variabilidad histórica de los componentes y no representan proyecciones oficiales de Bután ni de entidades públicas colombianas.</w:t>
+        <w:t xml:space="preserve">Recorra las cuatro vistas: explore las series del índice y de sus componentes (enciéndalas o apáguelas desde la leyenda); abra los escenarios de un indicador y compare las rutas pesimista, tendencial y optimista hasta 2050; mire la estructura del índice en el radar por año y escenario; y enfrente hasta tres indicadores a la vez en el comparador. Pase el cursor sobre cada línea para leer su valor. Los escenarios alternativos se construyen con la variabilidad histórica de los componentes y no son proyecciones oficiales de Bután ni de entidades colombianas.</w:t>
       </w:r>
     </w:p>
     <w:p>
@@ -836,71 +717,7 @@
           <w:rFonts w:cs="Times New Roman"/>
           <w:lang w:val="es-ES"/>
         </w:rPr>
-        <w:t xml:space="preserve">El Human Capital </w:t>
-      </w:r>
-      <w:proofErr w:type="spellStart"/>
-      <w:r>
-        <w:rPr>
-          <w:rFonts w:cs="Times New Roman"/>
-          <w:lang w:val="es-ES"/>
-        </w:rPr>
-        <w:t>Index</w:t>
-      </w:r>
-      <w:proofErr w:type="spellEnd"/>
-      <w:r>
-        <w:rPr>
-          <w:rFonts w:cs="Times New Roman"/>
-          <w:lang w:val="es-ES"/>
-        </w:rPr>
-        <w:t xml:space="preserve"> (</w:t>
-      </w:r>
-      <w:proofErr w:type="spellStart"/>
-      <w:r>
-        <w:rPr>
-          <w:rFonts w:cs="Times New Roman"/>
-          <w:lang w:val="es-ES"/>
-        </w:rPr>
-        <w:t>HCI</w:t>
-      </w:r>
-      <w:proofErr w:type="spellEnd"/>
-      <w:r>
-        <w:rPr>
-          <w:rFonts w:cs="Times New Roman"/>
-          <w:lang w:val="es-ES"/>
-        </w:rPr>
-        <w:t xml:space="preserve">) del Banco Mundial sintetiza la contribución esperada de la salud y la educación a la capacidad productiva futura de una persona. Su escala de 0 a 1 aproxima cuánto capital humano podría alcanzar un niño nacido en las condiciones actuales frente a un referente de educación completa y salud plena. El tablero integra, además, indicadores identificados en la base como Human Capital </w:t>
-      </w:r>
-      <w:proofErr w:type="spellStart"/>
-      <w:r>
-        <w:rPr>
-          <w:rFonts w:cs="Times New Roman"/>
-          <w:lang w:val="es-ES"/>
-        </w:rPr>
-        <w:t>Index</w:t>
-      </w:r>
-      <w:proofErr w:type="spellEnd"/>
-      <w:r>
-        <w:rPr>
-          <w:rFonts w:cs="Times New Roman"/>
-          <w:lang w:val="es-ES"/>
-        </w:rPr>
-        <w:t xml:space="preserve"> Plus (</w:t>
-      </w:r>
-      <w:proofErr w:type="spellStart"/>
-      <w:r>
-        <w:rPr>
-          <w:rFonts w:cs="Times New Roman"/>
-          <w:lang w:val="es-ES"/>
-        </w:rPr>
-        <w:t>HCI</w:t>
-      </w:r>
-      <w:proofErr w:type="spellEnd"/>
-      <w:r>
-        <w:rPr>
-          <w:rFonts w:cs="Times New Roman"/>
-          <w:lang w:val="es-ES"/>
-        </w:rPr>
-        <w:t xml:space="preserve">+), mediante los cuales se observan el puntaje ampliado, los componentes de educación, empleo y aprendizaje continuo, salud y nutrición, las diferencias entre mujeres y hombres y las brechas frente a valores de referencia. De esta manera, la medición reúne resultados de formación, supervivencia, salud y participación a lo largo del ciclo de vida </w:t>
+        <w:t xml:space="preserve">El Índice de Capital Humano del Banco Mundial resume, en una escala de 0 a 1, cuánto capital humano puede alcanzar un niño nacido hoy gracias a su salud y su educación. Este visualizador amplía esa lectura con los componentes del índice extendido (HCI+): educación, empleo y aprendizaje continuo, salud y nutrición, brechas de género y distancia frente al máximo, con escenarios de futuro para Colombia y los países disponibles.</w:t>
       </w:r>
     </w:p>
     <w:p>
@@ -913,66 +730,18 @@
       </w:pPr>
       <w:r>
         <w:rPr>
-          <w:rFonts w:cs="Times New Roman"/>
           <w:b/>
+          <w:rFonts w:cs="Times New Roman"/>
           <w:lang w:val="es-ES"/>
         </w:rPr>
-        <w:t xml:space="preserve">Uso del visualizador. </w:t>
+        <w:t xml:space="preserve">Cómo usar el visualizador. </w:t>
       </w:r>
       <w:r>
         <w:rPr>
           <w:rFonts w:cs="Times New Roman"/>
           <w:lang w:val="es-ES"/>
         </w:rPr>
-        <w:t xml:space="preserve">El cuaderno se abre en Google </w:t>
-      </w:r>
-      <w:proofErr w:type="spellStart"/>
-      <w:r>
-        <w:rPr>
-          <w:rFonts w:cs="Times New Roman"/>
-          <w:lang w:val="es-ES"/>
-        </w:rPr>
-        <w:t>Colab</w:t>
-      </w:r>
-      <w:proofErr w:type="spellEnd"/>
-      <w:r>
-        <w:rPr>
-          <w:rFonts w:cs="Times New Roman"/>
-          <w:lang w:val="es-ES"/>
-        </w:rPr>
-        <w:t xml:space="preserve"> y se ejecuta por celdas; la base de datos se encuentra incorporada en formato comprimido, por lo que no requiere una carga externa adicional. El selector desplegable permite cambiar entre el índice equivalente, el índice tradicional, la brecha de género, la brecha frente al máximo y los demás componentes de capital humano. La leyenda permite activar o desactivar escenarios, mientras el cursor muestra año, valor, unidad y tipo de dato. Los controles de </w:t>
-      </w:r>
-      <w:proofErr w:type="spellStart"/>
-      <w:r>
-        <w:rPr>
-          <w:rFonts w:cs="Times New Roman"/>
-          <w:lang w:val="es-ES"/>
-        </w:rPr>
-        <w:t>Plotly</w:t>
-      </w:r>
-      <w:proofErr w:type="spellEnd"/>
-      <w:r>
-        <w:rPr>
-          <w:rFonts w:cs="Times New Roman"/>
-          <w:lang w:val="es-ES"/>
-        </w:rPr>
-        <w:t xml:space="preserve"> habilitan </w:t>
-      </w:r>
-      <w:proofErr w:type="gramStart"/>
-      <w:r>
-        <w:rPr>
-          <w:rFonts w:cs="Times New Roman"/>
-          <w:lang w:val="es-ES"/>
-        </w:rPr>
-        <w:t>zoom</w:t>
-      </w:r>
-      <w:proofErr w:type="gramEnd"/>
-      <w:r>
-        <w:rPr>
-          <w:rFonts w:cs="Times New Roman"/>
-          <w:lang w:val="es-ES"/>
-        </w:rPr>
-        <w:t>, desplazamiento y descarga en PNG. El cuaderno incluye también módulos para seguir la evolución de Colombia y realizar comparaciones internacionales entre los países disponibles.</w:t>
+        <w:t xml:space="preserve">Elija en el desplegable el indicador que quiere seguir (índice equivalente, índice tradicional, brecha de género, brecha frente al máximo o cualquiera de los componentes) y observe su historia junto a los tres escenarios prospectivos. Active o apague escenarios desde la leyenda y pase el cursor sobre cada punto para leer año, valor y tipo de dato.</w:t>
       </w:r>
     </w:p>
     <w:p>
@@ -1183,71 +952,7 @@
           <w:rFonts w:cs="Times New Roman"/>
           <w:lang w:val="es-ES"/>
         </w:rPr>
-        <w:t xml:space="preserve">El </w:t>
-      </w:r>
-      <w:proofErr w:type="spellStart"/>
-      <w:r>
-        <w:rPr>
-          <w:rFonts w:cs="Times New Roman"/>
-          <w:lang w:val="es-ES"/>
-        </w:rPr>
-        <w:t>Environmental</w:t>
-      </w:r>
-      <w:proofErr w:type="spellEnd"/>
-      <w:r>
-        <w:rPr>
-          <w:rFonts w:cs="Times New Roman"/>
-          <w:lang w:val="es-ES"/>
-        </w:rPr>
-        <w:t xml:space="preserve"> Performance </w:t>
-      </w:r>
-      <w:proofErr w:type="spellStart"/>
-      <w:r>
-        <w:rPr>
-          <w:rFonts w:cs="Times New Roman"/>
-          <w:lang w:val="es-ES"/>
-        </w:rPr>
-        <w:t>Index</w:t>
-      </w:r>
-      <w:proofErr w:type="spellEnd"/>
-      <w:r>
-        <w:rPr>
-          <w:rFonts w:cs="Times New Roman"/>
-          <w:lang w:val="es-ES"/>
-        </w:rPr>
-        <w:t xml:space="preserve"> (EPI) es un indicador compuesto que resume el desempeño ambiental de los países mediante una escala de 0 a 100. Su estructura reúne información sobre salud ambiental, vitalidad de los ecosistemas y respuesta frente al cambio climático, de modo que el puntaje expresa la cercanía relativa de cada país a objetivos de política ambiental previamente definidos. La edición de 2024 integra 58 indicadores agrupados en 11 categorías temáticas, lo que permite pasar de una lectura general del desempeño a una revisión específica de asuntos como calidad del aire, biodiversidad, agua, residuos, emisiones y protección de ecosistemas (Yale Center </w:t>
-      </w:r>
-      <w:proofErr w:type="spellStart"/>
-      <w:r>
-        <w:rPr>
-          <w:rFonts w:cs="Times New Roman"/>
-          <w:lang w:val="es-ES"/>
-        </w:rPr>
-        <w:t>for</w:t>
-      </w:r>
-      <w:proofErr w:type="spellEnd"/>
-      <w:r>
-        <w:rPr>
-          <w:rFonts w:cs="Times New Roman"/>
-          <w:lang w:val="es-ES"/>
-        </w:rPr>
-        <w:t xml:space="preserve"> </w:t>
-      </w:r>
-      <w:proofErr w:type="spellStart"/>
-      <w:r>
-        <w:rPr>
-          <w:rFonts w:cs="Times New Roman"/>
-          <w:lang w:val="es-ES"/>
-        </w:rPr>
-        <w:t>Environmental</w:t>
-      </w:r>
-      <w:proofErr w:type="spellEnd"/>
-      <w:r>
-        <w:rPr>
-          <w:rFonts w:cs="Times New Roman"/>
-          <w:lang w:val="es-ES"/>
-        </w:rPr>
-        <w:t xml:space="preserve"> Law &amp; Policy, 2024).</w:t>
+        <w:t xml:space="preserve">El Índice de Desempeño Ambiental (EPI) califica de 0 a 100 qué tan cerca está cada país de sus metas ambientales en salud ambiental, vitalidad de los ecosistemas y respuesta al cambio climático; su edición 2024 reúne 58 indicadores en 11 categorías (Yale Center for Environmental Law &amp; Policy, 2024). Este visualizador muestra la trayectoria de Colombia y sus escenarios, la posición de 177 países y regiones, y la estructura del índice.</w:t>
       </w:r>
     </w:p>
     <w:p>
@@ -1260,34 +965,18 @@
       </w:pPr>
       <w:r>
         <w:rPr>
-          <w:rFonts w:cs="Times New Roman"/>
           <w:b/>
+          <w:rFonts w:cs="Times New Roman"/>
           <w:lang w:val="es-ES"/>
         </w:rPr>
-        <w:t xml:space="preserve">Uso del visualizador. </w:t>
+        <w:t xml:space="preserve">Cómo usar el visualizador. </w:t>
       </w:r>
       <w:r>
         <w:rPr>
           <w:rFonts w:cs="Times New Roman"/>
           <w:lang w:val="es-ES"/>
         </w:rPr>
-        <w:t xml:space="preserve">El código se ejecuta en Google </w:t>
-      </w:r>
-      <w:proofErr w:type="spellStart"/>
-      <w:r>
-        <w:rPr>
-          <w:rFonts w:cs="Times New Roman"/>
-          <w:lang w:val="es-ES"/>
-        </w:rPr>
-        <w:t>Colab</w:t>
-      </w:r>
-      <w:proofErr w:type="spellEnd"/>
-      <w:r>
-        <w:rPr>
-          <w:rFonts w:cs="Times New Roman"/>
-          <w:lang w:val="es-ES"/>
-        </w:rPr>
-        <w:t xml:space="preserve"> de manera secuencial y solicita la carga del archivo Excel que contiene las series del EPI. Después de validar la cobertura temporal, los valores y la jerarquía de escenarios, la aplicación habilita un menú para seleccionar un país, una región o el promedio global. Las casillas permiten mostrar las trayectorias intermedias y los tres escenarios, mientras el botón de reproducción desplaza la curva activa desde la posición restrictiva hasta la optimista. Al ubicar el cursor sobre las líneas se consultan los valores de cada año y los principales hitos; al exportar el resultado a PDF o imagen, la figura permanece visible, aunque los controles dejan de ser interactivos.</w:t>
+        <w:t xml:space="preserve">Empiece por Trayectoria y escenarios, con la ruta de Colombia y sus tres futuros posibles; siga en Explorador por entidad, donde elige cualquier país, región o el promedio global y activa las trayectorias intermedias y los escenarios; termine en Estructura del EPI, recorriendo cada objetivo para descubrir el peso de sus indicadores. Pase el cursor sobre líneas y cajas para consultar cada cifra.</w:t>
       </w:r>
     </w:p>
     <w:p>
@@ -1555,78 +1244,7 @@
           <w:rFonts w:cs="Times New Roman"/>
           <w:lang w:val="es-ES"/>
         </w:rPr>
-        <w:t xml:space="preserve">El Digital </w:t>
-      </w:r>
-      <w:proofErr w:type="spellStart"/>
-      <w:r>
-        <w:rPr>
-          <w:rFonts w:cs="Times New Roman"/>
-          <w:lang w:val="es-ES"/>
-        </w:rPr>
-        <w:t>Quality</w:t>
-      </w:r>
-      <w:proofErr w:type="spellEnd"/>
-      <w:r>
-        <w:rPr>
-          <w:rFonts w:cs="Times New Roman"/>
-          <w:lang w:val="es-ES"/>
-        </w:rPr>
-        <w:t xml:space="preserve"> </w:t>
-      </w:r>
-      <w:proofErr w:type="spellStart"/>
-      <w:r>
-        <w:rPr>
-          <w:rFonts w:cs="Times New Roman"/>
-          <w:lang w:val="es-ES"/>
-        </w:rPr>
-        <w:t>of</w:t>
-      </w:r>
-      <w:proofErr w:type="spellEnd"/>
-      <w:r>
-        <w:rPr>
-          <w:rFonts w:cs="Times New Roman"/>
-          <w:lang w:val="es-ES"/>
-        </w:rPr>
-        <w:t xml:space="preserve"> Life </w:t>
-      </w:r>
-      <w:proofErr w:type="spellStart"/>
-      <w:r>
-        <w:rPr>
-          <w:rFonts w:cs="Times New Roman"/>
-          <w:lang w:val="es-ES"/>
-        </w:rPr>
-        <w:t>Index</w:t>
-      </w:r>
-      <w:proofErr w:type="spellEnd"/>
-      <w:r>
-        <w:rPr>
-          <w:rFonts w:cs="Times New Roman"/>
-          <w:lang w:val="es-ES"/>
-        </w:rPr>
-        <w:t xml:space="preserve"> (</w:t>
-      </w:r>
-      <w:proofErr w:type="spellStart"/>
-      <w:r>
-        <w:rPr>
-          <w:rFonts w:cs="Times New Roman"/>
-          <w:lang w:val="es-ES"/>
-        </w:rPr>
-        <w:t>DQL</w:t>
-      </w:r>
-      <w:proofErr w:type="spellEnd"/>
-      <w:r>
-        <w:rPr>
-          <w:rFonts w:cs="Times New Roman"/>
-          <w:lang w:val="es-ES"/>
-        </w:rPr>
-        <w:t>) examina las condiciones que determinan el bienestar de las personas dentro del entorno digital. El indicador no se limita a verificar la existencia de conexión a internet; incorpora la asequibilidad del servicio, la calidad de la conectividad, la infraestructura digital, la seguridad en línea y, en su metodología más reciente, el desarrollo de capacidades asociadas con inteligencia artificial. Esta arquitectura permite distinguir entre una sociedad simplemente conectada y otra que dispone de condiciones suficientes para estudiar, trabajar, realizar trámites, acceder a servicios y participar de manera segura en la economía digital</w:t>
-      </w:r>
-      <w:r>
-        <w:rPr>
-          <w:rFonts w:cs="Times New Roman"/>
-          <w:lang w:val="es-ES"/>
-        </w:rPr>
-        <w:t>.</w:t>
+        <w:t xml:space="preserve">El Índice de Calidad de Vida Digital (DQL, Surfshark) examina las condiciones que determinan el bienestar en el entorno digital: asequibilidad y calidad de internet, infraestructura electrónica, seguridad electrónica y gobierno electrónico. Este visualizador proyecta el índice de 37 países y el promedio OCDE hasta 2030 bajo escenarios prospectivos.</w:t>
       </w:r>
     </w:p>
     <w:p>
@@ -1639,50 +1257,18 @@
       </w:pPr>
       <w:r>
         <w:rPr>
-          <w:rFonts w:cs="Times New Roman"/>
           <w:b/>
+          <w:rFonts w:cs="Times New Roman"/>
           <w:lang w:val="es-ES"/>
         </w:rPr>
-        <w:t xml:space="preserve">Uso del visualizador. </w:t>
+        <w:t xml:space="preserve">Cómo usar el visualizador. </w:t>
       </w:r>
       <w:r>
         <w:rPr>
           <w:rFonts w:cs="Times New Roman"/>
           <w:lang w:val="es-ES"/>
         </w:rPr>
-        <w:t xml:space="preserve">La aplicación se abre en Google </w:t>
-      </w:r>
-      <w:proofErr w:type="spellStart"/>
-      <w:r>
-        <w:rPr>
-          <w:rFonts w:cs="Times New Roman"/>
-          <w:lang w:val="es-ES"/>
-        </w:rPr>
-        <w:t>Colab</w:t>
-      </w:r>
-      <w:proofErr w:type="spellEnd"/>
-      <w:r>
-        <w:rPr>
-          <w:rFonts w:cs="Times New Roman"/>
-          <w:lang w:val="es-ES"/>
-        </w:rPr>
-        <w:t xml:space="preserve">, se ejecutan las celdas en el orden establecido y se carga la base Excel del </w:t>
-      </w:r>
-      <w:proofErr w:type="spellStart"/>
-      <w:r>
-        <w:rPr>
-          <w:rFonts w:cs="Times New Roman"/>
-          <w:lang w:val="es-ES"/>
-        </w:rPr>
-        <w:t>DQL</w:t>
-      </w:r>
-      <w:proofErr w:type="spellEnd"/>
-      <w:r>
-        <w:rPr>
-          <w:rFonts w:cs="Times New Roman"/>
-          <w:lang w:val="es-ES"/>
-        </w:rPr>
-        <w:t xml:space="preserve"> cuando aparece el selector de archivos. El menú desplegable permite consultar un país de forma individual; además, los módulos de comparación enfrentan a Colombia con el promedio de la OCDE o reúnen varios países en una misma vista. El botón de reproducción recorre trayectorias simuladas y el desplazamiento del cursor muestra los valores históricos, la proyección central y el intervalo de predicción. El código conserva sin alteraciones los valores anuales centrales de la base y utiliza las simulaciones únicamente para representar la incertidumbre alrededor de ese pronóstico.</w:t>
+        <w:t xml:space="preserve">En Trayectoria y escenarios, elija hasta tres países, un escenario y la banda del 95 % para ver hacia dónde va la calidad de vida digital hasta 2030; en Comparador por escenario, enfrente los países bajo la ruta pesimista, tendencial u optimista y consulte sus valores a 2030. Pase el cursor sobre cada línea para leer los datos.</w:t>
       </w:r>
     </w:p>
     <w:p>
